--- a/Finanace/depressionEconomy.docx
+++ b/Finanace/depressionEconomy.docx
@@ -401,11 +401,8 @@
       </w:pPr>
       <w:r>
         <w:rPr>
-          <w:rFonts w:ascii="Calibri" w:hAnsi="Calibri"/>
-          <w:b w:val="false"/>
-          <w:bCs w:val="false"/>
-          <w:sz w:val="24"/>
-          <w:szCs w:val="24"/>
+          <w:b/>
+          <w:bCs/>
         </w:rPr>
       </w:r>
     </w:p>
@@ -445,11 +442,8 @@
       </w:pPr>
       <w:r>
         <w:rPr>
-          <w:rFonts w:ascii="Calibri" w:hAnsi="Calibri"/>
-          <w:b w:val="false"/>
-          <w:bCs w:val="false"/>
-          <w:sz w:val="24"/>
-          <w:szCs w:val="24"/>
+          <w:b/>
+          <w:bCs/>
         </w:rPr>
       </w:r>
     </w:p>
@@ -667,6 +661,47 @@
           <w:szCs w:val="24"/>
         </w:rPr>
         <w:t xml:space="preserve">Weaken currency will increase travelers and business opportunities, stimulates economic activities or growth. Theses economy growth will causes stocks, securities to rise, as companies doing more business. </w:t>
+      </w:r>
+    </w:p>
+    <w:p>
+      <w:pPr>
+        <w:pStyle w:val="Normal"/>
+        <w:bidi w:val="0"/>
+        <w:jc w:val="both"/>
+        <w:rPr>
+          <w:rFonts w:ascii="Calibri" w:hAnsi="Calibri"/>
+          <w:b w:val="false"/>
+          <w:bCs w:val="false"/>
+          <w:sz w:val="24"/>
+          <w:szCs w:val="24"/>
+        </w:rPr>
+      </w:pPr>
+      <w:r>
+        <w:rPr/>
+      </w:r>
+    </w:p>
+    <w:p>
+      <w:pPr>
+        <w:pStyle w:val="Normal"/>
+        <w:bidi w:val="0"/>
+        <w:jc w:val="both"/>
+        <w:rPr>
+          <w:rFonts w:ascii="Calibri" w:hAnsi="Calibri"/>
+          <w:b w:val="false"/>
+          <w:bCs w:val="false"/>
+          <w:sz w:val="24"/>
+          <w:szCs w:val="24"/>
+        </w:rPr>
+      </w:pPr>
+      <w:r>
+        <w:rPr>
+          <w:rFonts w:ascii="Calibri" w:hAnsi="Calibri"/>
+          <w:b w:val="false"/>
+          <w:bCs w:val="false"/>
+          <w:sz w:val="24"/>
+          <w:szCs w:val="24"/>
+        </w:rPr>
+        <w:t>When economy of that country comes back to normal. The banks or money authority can increase the interest rate to strength the currency. How? By making people placing money back to the bank, due to deposit money in the bank have interest. As money are in the banks, the circulation of money decreases.</w:t>
       </w:r>
     </w:p>
     <w:p>
@@ -722,6 +757,7 @@
       <w:pgNumType w:fmt="decimal"/>
       <w:formProt w:val="false"/>
       <w:textDirection w:val="lrTb"/>
+      <w:docGrid w:type="default" w:linePitch="100" w:charSpace="0"/>
     </w:sectPr>
   </w:body>
 </w:document>
@@ -1112,7 +1148,6 @@
     </w:rPrDefault>
     <w:pPrDefault>
       <w:pPr>
-        <w:widowControl/>
         <w:suppressAutoHyphens w:val="true"/>
       </w:pPr>
     </w:pPrDefault>
@@ -1122,7 +1157,10 @@
     <w:qFormat/>
     <w:pPr>
       <w:widowControl/>
+      <w:suppressAutoHyphens w:val="true"/>
       <w:bidi w:val="0"/>
+      <w:spacing w:before="0" w:after="0"/>
+      <w:jc w:val="start"/>
     </w:pPr>
     <w:rPr>
       <w:rFonts w:ascii="Liberation Serif" w:hAnsi="Liberation Serif" w:eastAsia="NSimSun" w:cs="Arial"/>

--- a/Finanace/depressionEconomy.docx
+++ b/Finanace/depressionEconomy.docx
@@ -81,7 +81,20 @@
         <w:rPr>
           <w:rFonts w:ascii="Calibri" w:hAnsi="Calibri"/>
         </w:rPr>
-        <w:t xml:space="preserve">” which stimulates the economy, however, this is just a temporary approach. Is there any resolution to deal with depression economy for a long term run? Yes! By weaken the currency of that country. We will start to talk about how to weaken a currency and discuss about why this is so important for dealing with depression economy. </w:t>
+        <w:t xml:space="preserve">” which stimulates the economy, however, this is just a temporary approach. Is there any resolution to deal with depression economy for a long term run? Yes! By </w:t>
+      </w:r>
+      <w:r>
+        <w:rPr>
+          <w:rFonts w:ascii="Calibri" w:hAnsi="Calibri"/>
+          <w:color w:val="FF0000"/>
+        </w:rPr>
+        <w:t xml:space="preserve">weaken </w:t>
+      </w:r>
+      <w:r>
+        <w:rPr>
+          <w:rFonts w:ascii="Calibri" w:hAnsi="Calibri"/>
+        </w:rPr>
+        <w:t xml:space="preserve">the currency of that country. We will start to talk about how to weaken a currency and discuss about why this is so important for dealing with depression economy. </w:t>
       </w:r>
     </w:p>
     <w:p>
@@ -182,7 +195,21 @@
         <w:rPr>
           <w:rFonts w:ascii="Calibri" w:hAnsi="Calibri"/>
         </w:rPr>
-        <w:t xml:space="preserve">Make banks or money authority holds lots of money. </w:t>
+        <w:t xml:space="preserve">Make banks or money authority </w:t>
+      </w:r>
+      <w:r>
+        <w:rPr>
+          <w:rFonts w:ascii="Calibri" w:hAnsi="Calibri"/>
+          <w:b/>
+          <w:bCs/>
+        </w:rPr>
+        <w:t>holds</w:t>
+      </w:r>
+      <w:r>
+        <w:rPr>
+          <w:rFonts w:ascii="Calibri" w:hAnsi="Calibri"/>
+        </w:rPr>
+        <w:t xml:space="preserve"> lots of money. </w:t>
       </w:r>
       <w:r>
         <w:rPr>
@@ -237,7 +264,19 @@
         <w:rPr>
           <w:rFonts w:ascii="Calibri" w:hAnsi="Calibri"/>
         </w:rPr>
-        <w:t xml:space="preserve">country directly. Not from </w:t>
+        <w:t>country directly</w:t>
+      </w:r>
+      <w:r>
+        <w:rPr>
+          <w:rFonts w:ascii="Calibri" w:hAnsi="Calibri"/>
+        </w:rPr>
+        <w:t xml:space="preserve"> and of course you will use it in that country</w:t>
+      </w:r>
+      <w:r>
+        <w:rPr>
+          <w:rFonts w:ascii="Calibri" w:hAnsi="Calibri"/>
+        </w:rPr>
+        <w:t xml:space="preserve">. Not from </w:t>
       </w:r>
       <w:r>
         <w:rPr>
@@ -252,6 +291,12 @@
           <w:rFonts w:ascii="Calibri" w:hAnsi="Calibri"/>
         </w:rPr>
         <w:t>.</w:t>
+      </w:r>
+      <w:r>
+        <w:rPr>
+          <w:rFonts w:ascii="Calibri" w:hAnsi="Calibri"/>
+        </w:rPr>
+        <w:t xml:space="preserve"> Such as when someone who travels to your country.</w:t>
       </w:r>
     </w:p>
     <w:p>
@@ -311,6 +356,12 @@
         </w:rPr>
         <w:t>etc.</w:t>
       </w:r>
+      <w:r>
+        <w:rPr>
+          <w:rFonts w:ascii="Calibri" w:hAnsi="Calibri"/>
+        </w:rPr>
+        <w:t xml:space="preserve"> Those who holds your currency will invest directly in that country. </w:t>
+      </w:r>
     </w:p>
     <w:p>
       <w:pPr>
@@ -356,6 +407,7 @@
       <w:pPr>
         <w:jc w:val="both"/>
         <w:rPr>
+          <w:rFonts w:hint="eastAsia"/>
           <w:b/>
           <w:bCs/>
         </w:rPr>
@@ -381,6 +433,7 @@
       <w:pPr>
         <w:jc w:val="both"/>
         <w:rPr>
+          <w:rFonts w:hint="eastAsia"/>
           <w:b/>
           <w:bCs/>
         </w:rPr>
@@ -498,7 +551,29 @@
         <w:rPr>
           <w:rFonts w:ascii="Calibri" w:hAnsi="Calibri"/>
         </w:rPr>
-        <w:t>Cash is everywhere will weaken the currency.</w:t>
+        <w:t xml:space="preserve">As inflation increases, the way to balance it is by </w:t>
+      </w:r>
+      <w:r>
+        <w:rPr>
+          <w:rFonts w:ascii="Calibri" w:hAnsi="Calibri"/>
+          <w:b/>
+          <w:bCs/>
+          <w:color w:val="FF0000"/>
+        </w:rPr>
+        <w:t>increase</w:t>
+      </w:r>
+      <w:r>
+        <w:rPr>
+          <w:rFonts w:ascii="Calibri" w:hAnsi="Calibri"/>
+          <w:color w:val="FF0000"/>
+        </w:rPr>
+        <w:t xml:space="preserve"> </w:t>
+      </w:r>
+      <w:r>
+        <w:rPr>
+          <w:rFonts w:ascii="Calibri" w:hAnsi="Calibri"/>
+        </w:rPr>
+        <w:t>the production or services, which turns out to create lot of job opportunities, which decrease un-employment rate.</w:t>
       </w:r>
     </w:p>
     <w:p>
@@ -516,6 +591,48 @@
         <w:rPr>
           <w:rFonts w:ascii="Calibri" w:hAnsi="Calibri"/>
         </w:rPr>
+        <w:t>As the supply increases, which lowers the inflation rate.</w:t>
+      </w:r>
+      <w:r>
+        <w:rPr>
+          <w:rFonts w:ascii="Calibri" w:hAnsi="Calibri"/>
+        </w:rPr>
+        <w:t xml:space="preserve">  </w:t>
+      </w:r>
+    </w:p>
+    <w:p>
+      <w:pPr>
+        <w:numPr>
+          <w:ilvl w:val="0"/>
+          <w:numId w:val="2"/>
+        </w:numPr>
+        <w:jc w:val="both"/>
+        <w:rPr>
+          <w:rFonts w:ascii="Calibri" w:hAnsi="Calibri"/>
+        </w:rPr>
+      </w:pPr>
+      <w:r>
+        <w:rPr>
+          <w:rFonts w:ascii="Calibri" w:hAnsi="Calibri"/>
+        </w:rPr>
+        <w:t>Cash is everywhere will weaken the currency.</w:t>
+      </w:r>
+    </w:p>
+    <w:p>
+      <w:pPr>
+        <w:numPr>
+          <w:ilvl w:val="0"/>
+          <w:numId w:val="2"/>
+        </w:numPr>
+        <w:jc w:val="both"/>
+        <w:rPr>
+          <w:rFonts w:ascii="Calibri" w:hAnsi="Calibri"/>
+        </w:rPr>
+      </w:pPr>
+      <w:r>
+        <w:rPr>
+          <w:rFonts w:ascii="Calibri" w:hAnsi="Calibri"/>
+        </w:rPr>
         <w:t xml:space="preserve">Weaken currency will increase travelers and business opportunities, stimulates economic activities or growth. Theses economy growth will </w:t>
       </w:r>
       <w:r>
@@ -563,17 +680,17 @@
       <w:r>
         <w:rPr>
           <w:rFonts w:ascii="Calibri" w:hAnsi="Calibri"/>
+          <w:b/>
+          <w:bCs/>
+        </w:rPr>
+        <w:t>en</w:t>
+      </w:r>
+      <w:r>
+        <w:rPr>
+          <w:rFonts w:ascii="Calibri" w:hAnsi="Calibri"/>
         </w:rPr>
         <w:t xml:space="preserve"> the currency. How? By making people placing money back to the bank, due to deposit money in the bank have interest. As money are in the banks, the circulation of money decreases.</w:t>
       </w:r>
-    </w:p>
-    <w:p>
-      <w:pPr>
-        <w:jc w:val="both"/>
-        <w:rPr>
-          <w:rFonts w:ascii="Calibri" w:hAnsi="Calibri"/>
-        </w:rPr>
-      </w:pPr>
     </w:p>
     <w:p>
       <w:pPr>
